--- a/uploads/pdi/informes/informe_macro_M3.docx
+++ b/uploads/pdi/informes/informe_macro_M3.docx
@@ -97,7 +97,7 @@
         <w:rPr>
           <w:color w:val="6B7280"/>
         </w:rPr>
-        <w:t xml:space="preserve">Generado el 26/5/2026</w:t>
+        <w:t xml:space="preserve">Generado el 28/5/2026</w:t>
       </w:r>
     </w:p>
     <w:p>
